--- a/design/Coco硬件采购清单.docx
+++ b/design/Coco硬件采购清单.docx
@@ -16,7 +16,7 @@
         </w:rPr>
         <w:t>Coco 导购机器人</w:t>
         <w:br/>
-        <w:t>硬件采购清单</w:t>
+        <w:t>硬件采购清单 v6</w:t>
       </w:r>
     </w:p>
     <w:p>
@@ -29,9 +29,9 @@
           <w:sz w:val="26"/>
         </w:rPr>
         <w:br/>
-        <w:t>v5 立式机型 — 总高 900mm，屏幕28°仰角</w:t>
+        <w:t>v6 立式可转头机型 — 总高 900mm，屏幕28°仰角</w:t>
         <w:br/>
-        <w:t>履带底盘 + 200mm圆屏 + 本地AI语音对话</w:t>
+        <w:t>SG90舵机驱动头部 ±50°旋转 + 视觉人体追踪</w:t>
       </w:r>
     </w:p>
     <w:p>
@@ -45,9 +45,9 @@
         </w:rPr>
         <w:br/>
         <w:br/>
-        <w:t>文档版本: 2.1</w:t>
+        <w:t>文档版本: 3.0 (v6)</w:t>
         <w:br/>
-        <w:t>日期: 2026-07-04 (新增视觉人体追踪)</w:t>
+        <w:t>日期: 2026-07-04 (可转头追踪 + SG90舵机)</w:t>
         <w:br/>
         <w:t>模型文件: design/coco_model.scad</w:t>
         <w:br/>

--- a/design/Coco硬件采购清单.docx
+++ b/design/Coco硬件采购清单.docx
@@ -16,7 +16,7 @@
         </w:rPr>
         <w:t>Coco 导购机器人</w:t>
         <w:br/>
-        <w:t>硬件采购清单 v6</w:t>
+        <w:t>硬件采购清单 v6.2</w:t>
       </w:r>
     </w:p>
     <w:p>
@@ -29,9 +29,9 @@
           <w:sz w:val="26"/>
         </w:rPr>
         <w:br/>
-        <w:t>v6 立式可转头机型 — 总高 900mm，屏幕28°仰角</w:t>
+        <w:t>v6.2 双轴云台机型 — 总高 ~1040mm，屏幕仰角5°~55°自适应</w:t>
         <w:br/>
-        <w:t>SG90舵机驱动头部 ±50°旋转 + 视觉人体追踪</w:t>
+        <w:t>SG90×2舵机驱动双轴云台(pan±50° + tilt 5°~55°) + 视觉人体追踪</w:t>
       </w:r>
     </w:p>
     <w:p>
@@ -45,9 +45,9 @@
         </w:rPr>
         <w:br/>
         <w:br/>
-        <w:t>文档版本: 3.0 (v6)</w:t>
+        <w:t>文档版本: 3.1 (v6.2)</w:t>
         <w:br/>
-        <w:t>日期: 2026-07-04 (可转头追踪 + SG90舵机)</w:t>
+        <w:t>日期: 2026-07-04 (双轴云台 Pan+Tilt + SG90×2)</w:t>
         <w:br/>
         <w:t>模型文件: design/coco_model.scad</w:t>
         <w:br/>
@@ -177,7 +177,7 @@
               <w:rPr>
                 <w:sz w:val="18"/>
               </w:rPr>
-              <w:t>~900 mm</w:t>
+              <w:t>~1,040 mm</w:t>
             </w:r>
           </w:p>
         </w:tc>
@@ -212,7 +212,7 @@
               <w:rPr>
                 <w:sz w:val="18"/>
               </w:rPr>
-              <w:t>机身宽度</w:t>
+              <w:t>屏幕中心高</w:t>
             </w:r>
           </w:p>
         </w:tc>
@@ -228,7 +228,7 @@
               <w:rPr>
                 <w:sz w:val="18"/>
               </w:rPr>
-              <w:t>280 mm</w:t>
+              <w:t>~840 mm</w:t>
             </w:r>
           </w:p>
         </w:tc>
@@ -244,7 +244,7 @@
               <w:rPr>
                 <w:sz w:val="18"/>
               </w:rPr>
-              <w:t>不含机械臂</w:t>
+              <w:t>从地面到屏幕中心</w:t>
             </w:r>
           </w:p>
         </w:tc>
@@ -263,7 +263,7 @@
               <w:rPr>
                 <w:sz w:val="18"/>
               </w:rPr>
-              <w:t>含臂宽度</w:t>
+              <w:t>机身宽度</w:t>
             </w:r>
           </w:p>
         </w:tc>
@@ -280,7 +280,7 @@
               <w:rPr>
                 <w:sz w:val="18"/>
               </w:rPr>
-              <w:t>~540 mm</w:t>
+              <w:t>280 mm</w:t>
             </w:r>
           </w:p>
         </w:tc>
@@ -297,7 +297,7 @@
               <w:rPr>
                 <w:sz w:val="18"/>
               </w:rPr>
-              <w:t>双臂展开</w:t>
+              <w:t>不含机械臂</w:t>
             </w:r>
           </w:p>
         </w:tc>
@@ -315,7 +315,7 @@
               <w:rPr>
                 <w:sz w:val="18"/>
               </w:rPr>
-              <w:t>总深度</w:t>
+              <w:t>含臂宽度</w:t>
             </w:r>
           </w:p>
         </w:tc>
@@ -331,7 +331,7 @@
               <w:rPr>
                 <w:sz w:val="18"/>
               </w:rPr>
-              <w:t>~340 mm</w:t>
+              <w:t>~540 mm</w:t>
             </w:r>
           </w:p>
         </w:tc>
@@ -347,7 +347,7 @@
               <w:rPr>
                 <w:sz w:val="18"/>
               </w:rPr>
-              <w:t>履带前后方向</w:t>
+              <w:t>双臂展开</w:t>
             </w:r>
           </w:p>
         </w:tc>
@@ -366,7 +366,7 @@
               <w:rPr>
                 <w:sz w:val="18"/>
               </w:rPr>
-              <w:t>圆屏直径</w:t>
+              <w:t>总深度</w:t>
             </w:r>
           </w:p>
         </w:tc>
@@ -383,7 +383,7 @@
               <w:rPr>
                 <w:sz w:val="18"/>
               </w:rPr>
-              <w:t>200 mm</w:t>
+              <w:t>~340 mm</w:t>
             </w:r>
           </w:p>
         </w:tc>
@@ -400,7 +400,7 @@
               <w:rPr>
                 <w:sz w:val="18"/>
               </w:rPr>
-              <w:t>8寸 HDMI 圆形屏</w:t>
+              <w:t>履带前后方向</w:t>
             </w:r>
           </w:p>
         </w:tc>
@@ -418,7 +418,7 @@
               <w:rPr>
                 <w:sz w:val="18"/>
               </w:rPr>
-              <w:t>屏幕仰角</w:t>
+              <w:t>圆屏直径</w:t>
             </w:r>
           </w:p>
         </w:tc>
@@ -434,7 +434,7 @@
               <w:rPr>
                 <w:sz w:val="18"/>
               </w:rPr>
-              <w:t>28°</w:t>
+              <w:t>200 mm</w:t>
             </w:r>
           </w:p>
         </w:tc>
@@ -450,7 +450,7 @@
               <w:rPr>
                 <w:sz w:val="18"/>
               </w:rPr>
-              <w:t>向上倾斜，站立用户可自然俯视</w:t>
+              <w:t>8寸 HDMI 圆形屏</w:t>
             </w:r>
           </w:p>
         </w:tc>
@@ -469,7 +469,7 @@
               <w:rPr>
                 <w:sz w:val="18"/>
               </w:rPr>
-              <w:t>底盘尺寸</w:t>
+              <w:t>屏幕仰角</w:t>
             </w:r>
           </w:p>
         </w:tc>
@@ -486,7 +486,7 @@
               <w:rPr>
                 <w:sz w:val="18"/>
               </w:rPr>
-              <w:t>340 × 340 mm</w:t>
+              <w:t>5°~55°</w:t>
             </w:r>
           </w:p>
         </w:tc>
@@ -503,7 +503,7 @@
               <w:rPr>
                 <w:sz w:val="18"/>
               </w:rPr>
-              <w:t>宽×长，保证稳定性</w:t>
+              <w:t>双轴云台自适应，28°为默认</w:t>
             </w:r>
           </w:p>
         </w:tc>
@@ -521,6 +521,109 @@
               <w:rPr>
                 <w:sz w:val="18"/>
               </w:rPr>
+              <w:t>云台转角</w:t>
+            </w:r>
+          </w:p>
+        </w:tc>
+        <w:tc>
+          <w:tcPr>
+            <w:tcW w:type="dxa" w:w="1701"/>
+          </w:tcPr>
+          <w:p>
+            <w:pPr>
+              <w:jc w:val="center"/>
+            </w:pPr>
+            <w:r>
+              <w:rPr>
+                <w:sz w:val="18"/>
+              </w:rPr>
+              <w:t>pan ±50°, tilt 5°~55°</w:t>
+            </w:r>
+          </w:p>
+        </w:tc>
+        <w:tc>
+          <w:tcPr>
+            <w:tcW w:type="dxa" w:w="4252"/>
+          </w:tcPr>
+          <w:p>
+            <w:pPr>
+              <w:jc w:val="center"/>
+            </w:pPr>
+            <w:r>
+              <w:rPr>
+                <w:sz w:val="18"/>
+              </w:rPr>
+              <w:t>SG90×2驱动，视觉追踪</w:t>
+            </w:r>
+          </w:p>
+        </w:tc>
+      </w:tr>
+      <w:tr>
+        <w:tc>
+          <w:tcPr>
+            <w:tcW w:type="dxa" w:w="2268"/>
+            <w:shd w:fill="EEF2F7" w:val="clear"/>
+          </w:tcPr>
+          <w:p>
+            <w:pPr>
+              <w:jc w:val="center"/>
+            </w:pPr>
+            <w:r>
+              <w:rPr>
+                <w:sz w:val="18"/>
+              </w:rPr>
+              <w:t>底盘尺寸</w:t>
+            </w:r>
+          </w:p>
+        </w:tc>
+        <w:tc>
+          <w:tcPr>
+            <w:tcW w:type="dxa" w:w="1701"/>
+            <w:shd w:fill="EEF2F7" w:val="clear"/>
+          </w:tcPr>
+          <w:p>
+            <w:pPr>
+              <w:jc w:val="center"/>
+            </w:pPr>
+            <w:r>
+              <w:rPr>
+                <w:sz w:val="18"/>
+              </w:rPr>
+              <w:t>340 × 340 mm</w:t>
+            </w:r>
+          </w:p>
+        </w:tc>
+        <w:tc>
+          <w:tcPr>
+            <w:tcW w:type="dxa" w:w="4252"/>
+            <w:shd w:fill="EEF2F7" w:val="clear"/>
+          </w:tcPr>
+          <w:p>
+            <w:pPr>
+              <w:jc w:val="center"/>
+            </w:pPr>
+            <w:r>
+              <w:rPr>
+                <w:sz w:val="18"/>
+              </w:rPr>
+              <w:t>宽×长，保证稳定性</w:t>
+            </w:r>
+          </w:p>
+        </w:tc>
+      </w:tr>
+      <w:tr>
+        <w:tc>
+          <w:tcPr>
+            <w:tcW w:type="dxa" w:w="2268"/>
+          </w:tcPr>
+          <w:p>
+            <w:pPr>
+              <w:jc w:val="center"/>
+            </w:pPr>
+            <w:r>
+              <w:rPr>
+                <w:sz w:val="18"/>
+              </w:rPr>
               <w:t>估计重量</w:t>
             </w:r>
           </w:p>
@@ -537,7 +640,7 @@
               <w:rPr>
                 <w:sz w:val="18"/>
               </w:rPr>
-              <w:t>10~15 kg</w:t>
+              <w:t>12~18 kg</w:t>
             </w:r>
           </w:p>
         </w:tc>
@@ -827,7 +930,7 @@
               <w:rPr>
                 <w:sz w:val="18"/>
               </w:rPr>
-              <w:t>600</w:t>
+              <w:t>700</w:t>
             </w:r>
           </w:p>
         </w:tc>
@@ -930,7 +1033,7 @@
               <w:rPr>
                 <w:sz w:val="18"/>
               </w:rPr>
-              <w:t>正圆形，28°仰角安装</w:t>
+              <w:t>正圆形，5°~55°仰角自适应</w:t>
             </w:r>
           </w:p>
         </w:tc>
@@ -1012,7 +1115,7 @@
               <w:rPr>
                 <w:sz w:val="18"/>
               </w:rPr>
-              <w:t>圆环，含4个M3安装支耳</w:t>
+              <w:t>圆环，含4个M3安装支耳+铰链耳</w:t>
             </w:r>
           </w:p>
         </w:tc>
@@ -1031,7 +1134,7 @@
               <w:rPr>
                 <w:sz w:val="18"/>
               </w:rPr>
-              <w:t>头部后壳</w:t>
+              <w:t>头部后壳+云台</w:t>
             </w:r>
           </w:p>
         </w:tc>
@@ -1082,7 +1185,7 @@
               <w:rPr>
                 <w:sz w:val="18"/>
               </w:rPr>
-              <w:t>~110</w:t>
+              <w:t>~140</w:t>
             </w:r>
           </w:p>
         </w:tc>
@@ -1099,7 +1202,7 @@
               <w:rPr>
                 <w:sz w:val="18"/>
               </w:rPr>
-              <w:t>半椭球壳，2.5mm壁厚</w:t>
+              <w:t>半椭球壳+双轴云台，2.5mm壁厚</w:t>
             </w:r>
           </w:p>
         </w:tc>
@@ -2480,7 +2583,7 @@
     </w:p>
     <w:p>
       <w:r>
-        <w:t>以下为完整打印件列表。机身因600mm高度超过打印机台面，分3段拼接。</w:t>
+        <w:t>以下为完整打印件列表。机身因700mm高度超过打印机台面，分3段拼接。</w:t>
       </w:r>
     </w:p>
     <w:tbl>
@@ -2696,7 +2799,7 @@
               <w:rPr>
                 <w:sz w:val="18"/>
               </w:rPr>
-              <w:t>280×220×210</w:t>
+              <w:t>280×220×230</w:t>
             </w:r>
           </w:p>
         </w:tc>
@@ -2795,7 +2898,7 @@
               <w:rPr>
                 <w:sz w:val="18"/>
               </w:rPr>
-              <w:t>270×215×210</w:t>
+              <w:t>270×215×230</w:t>
             </w:r>
           </w:p>
         </w:tc>
@@ -2898,7 +3001,7 @@
               <w:rPr>
                 <w:sz w:val="18"/>
               </w:rPr>
-              <w:t>250×210×180</w:t>
+              <w:t>250×210×240</w:t>
             </w:r>
           </w:p>
         </w:tc>
@@ -2915,7 +3018,7 @@
               <w:rPr>
                 <w:sz w:val="18"/>
               </w:rPr>
-              <w:t>顶部收窄，连接脖子</w:t>
+              <w:t>顶部收窄，连接云台底座</w:t>
             </w:r>
           </w:p>
         </w:tc>
@@ -2997,7 +3100,7 @@
               <w:rPr>
                 <w:sz w:val="18"/>
               </w:rPr>
-              <w:t>140×220×210</w:t>
+              <w:t>140×220×230</w:t>
             </w:r>
           </w:p>
         </w:tc>
@@ -3100,7 +3203,7 @@
               <w:rPr>
                 <w:sz w:val="18"/>
               </w:rPr>
-              <w:t>135×215×210</w:t>
+              <w:t>135×215×230</w:t>
             </w:r>
           </w:p>
         </w:tc>
@@ -3199,7 +3302,7 @@
               <w:rPr>
                 <w:sz w:val="18"/>
               </w:rPr>
-              <w:t>125×210×180</w:t>
+              <w:t>125×210×240</w:t>
             </w:r>
           </w:p>
         </w:tc>
@@ -3251,7 +3354,7 @@
               <w:rPr>
                 <w:sz w:val="18"/>
               </w:rPr>
-              <w:t>头部后壳</w:t>
+              <w:t>头部后壳+云台底座</w:t>
             </w:r>
           </w:p>
         </w:tc>
@@ -3302,7 +3405,7 @@
               <w:rPr>
                 <w:sz w:val="18"/>
               </w:rPr>
-              <w:t>260×190×110</w:t>
+              <w:t>260×190×140</w:t>
             </w:r>
           </w:p>
         </w:tc>
@@ -3319,7 +3422,7 @@
               <w:rPr>
                 <w:sz w:val="18"/>
               </w:rPr>
-              <w:t>半球壳，单件</w:t>
+              <w:t>半球壳+双轴云台底座</w:t>
             </w:r>
           </w:p>
         </w:tc>
@@ -3353,7 +3456,7 @@
               <w:rPr>
                 <w:sz w:val="18"/>
               </w:rPr>
-              <w:t>屏幕外框(含支耳)</w:t>
+              <w:t>屏幕外框(含铰链耳)</w:t>
             </w:r>
           </w:p>
         </w:tc>
@@ -3417,7 +3520,7 @@
               <w:rPr>
                 <w:sz w:val="18"/>
               </w:rPr>
-              <w:t>4×M3安装孔，屏幕卡槽</w:t>
+              <w:t>4×M3安装孔+铰链耳，屏幕卡槽</w:t>
             </w:r>
           </w:p>
         </w:tc>
@@ -4363,7 +4466,7 @@
               <w:rPr>
                 <w:sz w:val="18"/>
               </w:rPr>
-              <w:t>机械臂上臂 ×2</w:t>
+              <w:t>旋转底盘(pan)</w:t>
             </w:r>
           </w:p>
         </w:tc>
@@ -4379,7 +4482,7 @@
               <w:rPr>
                 <w:sz w:val="18"/>
               </w:rPr>
-              <w:t>2</w:t>
+              <w:t>1</w:t>
             </w:r>
           </w:p>
         </w:tc>
@@ -4395,7 +4498,7 @@
               <w:rPr>
                 <w:sz w:val="18"/>
               </w:rPr>
-              <w:t>PLA+ 灰</w:t>
+              <w:t>PETG 灰</w:t>
             </w:r>
           </w:p>
         </w:tc>
@@ -4411,7 +4514,7 @@
               <w:rPr>
                 <w:sz w:val="18"/>
               </w:rPr>
-              <w:t>含肘关节</w:t>
+              <w:t>Ø230×5</w:t>
             </w:r>
           </w:p>
         </w:tc>
@@ -4427,7 +4530,7 @@
               <w:rPr>
                 <w:sz w:val="18"/>
               </w:rPr>
-              <w:t>舵机接口</w:t>
+              <w:t>含轴承环+舵机座</w:t>
             </w:r>
           </w:p>
         </w:tc>
@@ -4463,7 +4566,7 @@
               <w:rPr>
                 <w:sz w:val="18"/>
               </w:rPr>
-              <w:t>机械臂前臂 ×2</w:t>
+              <w:t>俯仰铰链支架×2</w:t>
             </w:r>
           </w:p>
         </w:tc>
@@ -4497,7 +4600,7 @@
               <w:rPr>
                 <w:sz w:val="18"/>
               </w:rPr>
-              <w:t>PLA+ 灰</w:t>
+              <w:t>PETG 灰</w:t>
             </w:r>
           </w:p>
         </w:tc>
@@ -4514,7 +4617,7 @@
               <w:rPr>
                 <w:sz w:val="18"/>
               </w:rPr>
-              <w:t>含腕关节</w:t>
+              <w:t>~20×24×25</w:t>
             </w:r>
           </w:p>
         </w:tc>
@@ -4531,7 +4634,7 @@
               <w:rPr>
                 <w:sz w:val="18"/>
               </w:rPr>
-              <w:t>—</w:t>
+              <w:t>含Ø4铰链轴孔</w:t>
             </w:r>
           </w:p>
         </w:tc>
@@ -4565,7 +4668,7 @@
               <w:rPr>
                 <w:sz w:val="18"/>
               </w:rPr>
-              <w:t>手爪 ×2</w:t>
+              <w:t>俯仰舵机座</w:t>
             </w:r>
           </w:p>
         </w:tc>
@@ -4581,7 +4684,7 @@
               <w:rPr>
                 <w:sz w:val="18"/>
               </w:rPr>
-              <w:t>2</w:t>
+              <w:t>1</w:t>
             </w:r>
           </w:p>
         </w:tc>
@@ -4597,7 +4700,7 @@
               <w:rPr>
                 <w:sz w:val="18"/>
               </w:rPr>
-              <w:t>PLA+ 红色</w:t>
+              <w:t>PETG 灰</w:t>
             </w:r>
           </w:p>
         </w:tc>
@@ -4613,7 +4716,7 @@
               <w:rPr>
                 <w:sz w:val="18"/>
               </w:rPr>
-              <w:t>三指</w:t>
+              <w:t>24×16×20</w:t>
             </w:r>
           </w:p>
         </w:tc>
@@ -4629,7 +4732,7 @@
               <w:rPr>
                 <w:sz w:val="18"/>
               </w:rPr>
-              <w:t>—</w:t>
+              <w:t>tilt SG90安装</w:t>
             </w:r>
           </w:p>
         </w:tc>
@@ -4649,6 +4752,410 @@
                 <w:sz w:val="18"/>
               </w:rPr>
               <w:t>21</w:t>
+            </w:r>
+          </w:p>
+        </w:tc>
+        <w:tc>
+          <w:tcPr>
+            <w:tcW w:type="dxa" w:w="1984"/>
+            <w:shd w:fill="EEF2F7" w:val="clear"/>
+          </w:tcPr>
+          <w:p>
+            <w:pPr>
+              <w:jc w:val="center"/>
+            </w:pPr>
+            <w:r>
+              <w:rPr>
+                <w:sz w:val="18"/>
+              </w:rPr>
+              <w:t>俯仰连杆</w:t>
+            </w:r>
+          </w:p>
+        </w:tc>
+        <w:tc>
+          <w:tcPr>
+            <w:tcW w:type="dxa" w:w="567"/>
+            <w:shd w:fill="EEF2F7" w:val="clear"/>
+          </w:tcPr>
+          <w:p>
+            <w:pPr>
+              <w:jc w:val="center"/>
+            </w:pPr>
+            <w:r>
+              <w:rPr>
+                <w:sz w:val="18"/>
+              </w:rPr>
+              <w:t>1</w:t>
+            </w:r>
+          </w:p>
+        </w:tc>
+        <w:tc>
+          <w:tcPr>
+            <w:tcW w:type="dxa" w:w="1134"/>
+            <w:shd w:fill="EEF2F7" w:val="clear"/>
+          </w:tcPr>
+          <w:p>
+            <w:pPr>
+              <w:jc w:val="center"/>
+            </w:pPr>
+            <w:r>
+              <w:rPr>
+                <w:sz w:val="18"/>
+              </w:rPr>
+              <w:t>PLA+ 灰</w:t>
+            </w:r>
+          </w:p>
+        </w:tc>
+        <w:tc>
+          <w:tcPr>
+            <w:tcW w:type="dxa" w:w="1701"/>
+            <w:shd w:fill="EEF2F7" w:val="clear"/>
+          </w:tcPr>
+          <w:p>
+            <w:pPr>
+              <w:jc w:val="center"/>
+            </w:pPr>
+            <w:r>
+              <w:rPr>
+                <w:sz w:val="18"/>
+              </w:rPr>
+              <w:t>~3×15×30</w:t>
+            </w:r>
+          </w:p>
+        </w:tc>
+        <w:tc>
+          <w:tcPr>
+            <w:tcW w:type="dxa" w:w="2268"/>
+            <w:shd w:fill="EEF2F7" w:val="clear"/>
+          </w:tcPr>
+          <w:p>
+            <w:pPr>
+              <w:jc w:val="center"/>
+            </w:pPr>
+            <w:r>
+              <w:rPr>
+                <w:sz w:val="18"/>
+              </w:rPr>
+              <w:t>连接舵机到屏幕框</w:t>
+            </w:r>
+          </w:p>
+        </w:tc>
+      </w:tr>
+      <w:tr>
+        <w:tc>
+          <w:tcPr>
+            <w:tcW w:type="dxa" w:w="567"/>
+          </w:tcPr>
+          <w:p>
+            <w:pPr>
+              <w:jc w:val="center"/>
+            </w:pPr>
+            <w:r>
+              <w:rPr>
+                <w:sz w:val="18"/>
+              </w:rPr>
+              <w:t>22</w:t>
+            </w:r>
+          </w:p>
+        </w:tc>
+        <w:tc>
+          <w:tcPr>
+            <w:tcW w:type="dxa" w:w="1984"/>
+          </w:tcPr>
+          <w:p>
+            <w:pPr>
+              <w:jc w:val="center"/>
+            </w:pPr>
+            <w:r>
+              <w:rPr>
+                <w:sz w:val="18"/>
+              </w:rPr>
+              <w:t>机械臂上臂 ×2</w:t>
+            </w:r>
+          </w:p>
+        </w:tc>
+        <w:tc>
+          <w:tcPr>
+            <w:tcW w:type="dxa" w:w="567"/>
+          </w:tcPr>
+          <w:p>
+            <w:pPr>
+              <w:jc w:val="center"/>
+            </w:pPr>
+            <w:r>
+              <w:rPr>
+                <w:sz w:val="18"/>
+              </w:rPr>
+              <w:t>2</w:t>
+            </w:r>
+          </w:p>
+        </w:tc>
+        <w:tc>
+          <w:tcPr>
+            <w:tcW w:type="dxa" w:w="1134"/>
+          </w:tcPr>
+          <w:p>
+            <w:pPr>
+              <w:jc w:val="center"/>
+            </w:pPr>
+            <w:r>
+              <w:rPr>
+                <w:sz w:val="18"/>
+              </w:rPr>
+              <w:t>PLA+ 灰</w:t>
+            </w:r>
+          </w:p>
+        </w:tc>
+        <w:tc>
+          <w:tcPr>
+            <w:tcW w:type="dxa" w:w="1701"/>
+          </w:tcPr>
+          <w:p>
+            <w:pPr>
+              <w:jc w:val="center"/>
+            </w:pPr>
+            <w:r>
+              <w:rPr>
+                <w:sz w:val="18"/>
+              </w:rPr>
+              <w:t>含肘关节</w:t>
+            </w:r>
+          </w:p>
+        </w:tc>
+        <w:tc>
+          <w:tcPr>
+            <w:tcW w:type="dxa" w:w="2268"/>
+          </w:tcPr>
+          <w:p>
+            <w:pPr>
+              <w:jc w:val="center"/>
+            </w:pPr>
+            <w:r>
+              <w:rPr>
+                <w:sz w:val="18"/>
+              </w:rPr>
+              <w:t>舵机接口</w:t>
+            </w:r>
+          </w:p>
+        </w:tc>
+      </w:tr>
+      <w:tr>
+        <w:tc>
+          <w:tcPr>
+            <w:tcW w:type="dxa" w:w="567"/>
+            <w:shd w:fill="EEF2F7" w:val="clear"/>
+          </w:tcPr>
+          <w:p>
+            <w:pPr>
+              <w:jc w:val="center"/>
+            </w:pPr>
+            <w:r>
+              <w:rPr>
+                <w:sz w:val="18"/>
+              </w:rPr>
+              <w:t>23</w:t>
+            </w:r>
+          </w:p>
+        </w:tc>
+        <w:tc>
+          <w:tcPr>
+            <w:tcW w:type="dxa" w:w="1984"/>
+            <w:shd w:fill="EEF2F7" w:val="clear"/>
+          </w:tcPr>
+          <w:p>
+            <w:pPr>
+              <w:jc w:val="center"/>
+            </w:pPr>
+            <w:r>
+              <w:rPr>
+                <w:sz w:val="18"/>
+              </w:rPr>
+              <w:t>机械臂前臂 ×2</w:t>
+            </w:r>
+          </w:p>
+        </w:tc>
+        <w:tc>
+          <w:tcPr>
+            <w:tcW w:type="dxa" w:w="567"/>
+            <w:shd w:fill="EEF2F7" w:val="clear"/>
+          </w:tcPr>
+          <w:p>
+            <w:pPr>
+              <w:jc w:val="center"/>
+            </w:pPr>
+            <w:r>
+              <w:rPr>
+                <w:sz w:val="18"/>
+              </w:rPr>
+              <w:t>2</w:t>
+            </w:r>
+          </w:p>
+        </w:tc>
+        <w:tc>
+          <w:tcPr>
+            <w:tcW w:type="dxa" w:w="1134"/>
+            <w:shd w:fill="EEF2F7" w:val="clear"/>
+          </w:tcPr>
+          <w:p>
+            <w:pPr>
+              <w:jc w:val="center"/>
+            </w:pPr>
+            <w:r>
+              <w:rPr>
+                <w:sz w:val="18"/>
+              </w:rPr>
+              <w:t>PLA+ 灰</w:t>
+            </w:r>
+          </w:p>
+        </w:tc>
+        <w:tc>
+          <w:tcPr>
+            <w:tcW w:type="dxa" w:w="1701"/>
+            <w:shd w:fill="EEF2F7" w:val="clear"/>
+          </w:tcPr>
+          <w:p>
+            <w:pPr>
+              <w:jc w:val="center"/>
+            </w:pPr>
+            <w:r>
+              <w:rPr>
+                <w:sz w:val="18"/>
+              </w:rPr>
+              <w:t>含腕关节</w:t>
+            </w:r>
+          </w:p>
+        </w:tc>
+        <w:tc>
+          <w:tcPr>
+            <w:tcW w:type="dxa" w:w="2268"/>
+            <w:shd w:fill="EEF2F7" w:val="clear"/>
+          </w:tcPr>
+          <w:p>
+            <w:pPr>
+              <w:jc w:val="center"/>
+            </w:pPr>
+            <w:r>
+              <w:rPr>
+                <w:sz w:val="18"/>
+              </w:rPr>
+              <w:t>—</w:t>
+            </w:r>
+          </w:p>
+        </w:tc>
+      </w:tr>
+      <w:tr>
+        <w:tc>
+          <w:tcPr>
+            <w:tcW w:type="dxa" w:w="567"/>
+          </w:tcPr>
+          <w:p>
+            <w:pPr>
+              <w:jc w:val="center"/>
+            </w:pPr>
+            <w:r>
+              <w:rPr>
+                <w:sz w:val="18"/>
+              </w:rPr>
+              <w:t>24</w:t>
+            </w:r>
+          </w:p>
+        </w:tc>
+        <w:tc>
+          <w:tcPr>
+            <w:tcW w:type="dxa" w:w="1984"/>
+          </w:tcPr>
+          <w:p>
+            <w:pPr>
+              <w:jc w:val="center"/>
+            </w:pPr>
+            <w:r>
+              <w:rPr>
+                <w:sz w:val="18"/>
+              </w:rPr>
+              <w:t>手爪 ×2</w:t>
+            </w:r>
+          </w:p>
+        </w:tc>
+        <w:tc>
+          <w:tcPr>
+            <w:tcW w:type="dxa" w:w="567"/>
+          </w:tcPr>
+          <w:p>
+            <w:pPr>
+              <w:jc w:val="center"/>
+            </w:pPr>
+            <w:r>
+              <w:rPr>
+                <w:sz w:val="18"/>
+              </w:rPr>
+              <w:t>2</w:t>
+            </w:r>
+          </w:p>
+        </w:tc>
+        <w:tc>
+          <w:tcPr>
+            <w:tcW w:type="dxa" w:w="1134"/>
+          </w:tcPr>
+          <w:p>
+            <w:pPr>
+              <w:jc w:val="center"/>
+            </w:pPr>
+            <w:r>
+              <w:rPr>
+                <w:sz w:val="18"/>
+              </w:rPr>
+              <w:t>PLA+ 红色</w:t>
+            </w:r>
+          </w:p>
+        </w:tc>
+        <w:tc>
+          <w:tcPr>
+            <w:tcW w:type="dxa" w:w="1701"/>
+          </w:tcPr>
+          <w:p>
+            <w:pPr>
+              <w:jc w:val="center"/>
+            </w:pPr>
+            <w:r>
+              <w:rPr>
+                <w:sz w:val="18"/>
+              </w:rPr>
+              <w:t>三指</w:t>
+            </w:r>
+          </w:p>
+        </w:tc>
+        <w:tc>
+          <w:tcPr>
+            <w:tcW w:type="dxa" w:w="2268"/>
+          </w:tcPr>
+          <w:p>
+            <w:pPr>
+              <w:jc w:val="center"/>
+            </w:pPr>
+            <w:r>
+              <w:rPr>
+                <w:sz w:val="18"/>
+              </w:rPr>
+              <w:t>—</w:t>
+            </w:r>
+          </w:p>
+        </w:tc>
+      </w:tr>
+      <w:tr>
+        <w:tc>
+          <w:tcPr>
+            <w:tcW w:type="dxa" w:w="567"/>
+            <w:shd w:fill="EEF2F7" w:val="clear"/>
+          </w:tcPr>
+          <w:p>
+            <w:pPr>
+              <w:jc w:val="center"/>
+            </w:pPr>
+            <w:r>
+              <w:rPr>
+                <w:sz w:val="18"/>
+              </w:rPr>
+              <w:t>25</w:t>
             </w:r>
           </w:p>
         </w:tc>
@@ -4745,12 +5252,12 @@
         <w:pStyle w:val="Heading2"/>
       </w:pPr>
       <w:r>
-        <w:t>2.1 屏幕组件 STL 导出说明</w:t>
+        <w:t>2.1 双轴云台头部组件 STL 导出说明</w:t>
       </w:r>
     </w:p>
     <w:p>
       <w:r>
-        <w:t>屏幕斜框已单独建模为 design/screen_mount.scad，导出步骤:</w:t>
+        <w:t>双轴云台(pan+tilt)已单独建模为 design/screen_mount.scad，导出步骤:</w:t>
       </w:r>
     </w:p>
     <w:p>
@@ -4766,7 +5273,7 @@
         <w:pStyle w:val="ListBullet"/>
       </w:pPr>
       <w:r>
-        <w:t>交给打印店时说: "PLA+白色，不需要支撑，壁厚2.5mm"</w:t>
+        <w:t>交给打印店时说: "PLA+白色(屏幕框) + PETG灰色(铰链/舵机座)，不需要支撑"</w:t>
       </w:r>
     </w:p>
     <w:p>
@@ -4774,7 +5281,15 @@
         <w:pStyle w:val="ListBullet"/>
       </w:pPr>
       <w:r>
-        <w:t>屏幕外框包含4个M3安装支耳，安装时用 M3×8mm 螺丝锁到机身内壁预留的螺丝柱上</w:t>
+        <w:t>屏幕外框包含4个M3安装支耳+2个铰链耳，安装时用M3螺丝锁到云台铰链支架上</w:t>
+      </w:r>
+    </w:p>
+    <w:p>
+      <w:pPr>
+        <w:pStyle w:val="ListBullet"/>
+      </w:pPr>
+      <w:r>
+        <w:t>双轴云台: pan舵机驱动旋转底盘(±50°), tilt舵机通过连杆推动屏幕俯仰(5°~55°)</w:t>
       </w:r>
     </w:p>
     <w:p>
@@ -7020,7 +7535,7 @@
               <w:rPr>
                 <w:sz w:val="18"/>
               </w:rPr>
-              <w:t>舵机 SG90</w:t>
+              <w:t>舵机 SG90 ×2</w:t>
             </w:r>
           </w:p>
         </w:tc>
@@ -7037,7 +7552,7 @@
               <w:rPr>
                 <w:sz w:val="18"/>
               </w:rPr>
-              <w:t>微型舵机 9g 180° (头部云台)</w:t>
+              <w:t>微型舵机 9g 180° (双轴云台)</w:t>
             </w:r>
           </w:p>
         </w:tc>
@@ -7054,7 +7569,7 @@
               <w:rPr>
                 <w:sz w:val="18"/>
               </w:rPr>
-              <w:t>1</w:t>
+              <w:t>2</w:t>
             </w:r>
           </w:p>
         </w:tc>
@@ -7100,22 +7615,32 @@
         <w:pStyle w:val="Heading2"/>
       </w:pPr>
       <w:r>
-        <w:t>4.1+ 视觉追踪云台</w:t>
+        <w:t>4.1+ 视觉追踪双轴云台</w:t>
       </w:r>
     </w:p>
     <w:p>
       <w:r>
-        <w:t>SG90 舵机驱动屏幕/摄像头模组水平旋转 (±90°)，配合 YOLO 人体检测实现自动追踪。</w:t>
+        <w:t>SG90双舵机驱动双轴云台(pan+tilt)，配合YOLO人体检测实现自动追踪。</w:t>
       </w:r>
     </w:p>
     <w:p>
       <w:r>
-        <w:t>追踪逻辑: 人在画面正中 → 头不动; 人偏左右 → 舵机转头; 超出头范围 → 底盘辅助转。</w:t>
+        <w:t>水平追踪: 人在画面正中 → 头不动; 人偏左右 → pan舵机转头; 超出范围 → 底盘辅助转。</w:t>
       </w:r>
     </w:p>
     <w:p>
       <w:r>
-        <w:t>舵机通过 Orange Pi GPIO 软件 PWM 控制，不需额外驱动板。</w:t>
+        <w:t>垂直自适应: 检测人体纵向位置 → tilt舵机调仰角(TILT_MIN~TILT_MAX)。</w:t>
+      </w:r>
+    </w:p>
+    <w:p>
+      <w:r>
+        <w:t>无人时: pan缓缓扫瞄搜索，tilt降到最低(5°)做出"低头失落"状态。</w:t>
+      </w:r>
+    </w:p>
+    <w:p>
+      <w:r>
+        <w:t>舵机通过 Orange Pi GPIO 软件 PWM 控制，两个舵机独立线程，不需额外驱动板。</w:t>
       </w:r>
     </w:p>
     <w:p/>
@@ -8201,7 +8726,7 @@
               <w:rPr>
                 <w:sz w:val="18"/>
               </w:rPr>
-              <w:t>~¥366</w:t>
+              <w:t>~¥374</w:t>
             </w:r>
           </w:p>
         </w:tc>
@@ -8305,7 +8830,7 @@
               <w:rPr>
                 <w:sz w:val="18"/>
               </w:rPr>
-              <w:t>~¥584</w:t>
+              <w:t>~¥592</w:t>
             </w:r>
           </w:p>
         </w:tc>
@@ -8777,7 +9302,7 @@
     </w:p>
     <w:p>
       <w:r>
-        <w:t>注意: 机身600mm高, 分3段打印(每段≤220mm), 段间用装饰环遮盖接缝 + 内部法兰螺丝连接</w:t>
+        <w:t>注意: 机身700mm高, 分3段打印(每段≤240mm), 段间用装饰环遮盖接缝 + 内部法兰螺丝连接</w:t>
       </w:r>
     </w:p>
     <w:p/>
@@ -9029,7 +9554,7 @@
               <w:rPr>
                 <w:sz w:val="18"/>
               </w:rPr>
-              <w:t>~¥584</w:t>
+              <w:t>~¥592</w:t>
             </w:r>
           </w:p>
         </w:tc>
@@ -9045,7 +9570,7 @@
               <w:rPr>
                 <w:sz w:val="18"/>
               </w:rPr>
-              <w:t>~¥584</w:t>
+              <w:t>~¥592</w:t>
             </w:r>
           </w:p>
         </w:tc>
@@ -9230,7 +9755,7 @@
               <w:rPr>
                 <w:sz w:val="18"/>
               </w:rPr>
-              <w:t>~¥2,313</w:t>
+              <w:t>~¥2,321</w:t>
             </w:r>
           </w:p>
         </w:tc>
@@ -9247,7 +9772,7 @@
               <w:rPr>
                 <w:sz w:val="18"/>
               </w:rPr>
-              <w:t>~¥2,473~2,673</w:t>
+              <w:t>~¥2,481~2,681</w:t>
             </w:r>
           </w:p>
         </w:tc>
@@ -9484,7 +10009,7 @@
         <w:pStyle w:val="ListNumber"/>
       </w:pPr>
       <w:r>
-        <w:t>屏幕组件单独导出 screen_mount.scad，含安装支耳和麦克风槽</w:t>
+        <w:t>双轴云台头部组件单独导出 screen_mount.scad，含铰链耳+舵机座+屏幕框</w:t>
       </w:r>
     </w:p>
     <w:p>
@@ -9548,7 +10073,9 @@
       <w:r>
         <w:t>打印件到货 → 打磨毛刺 → 先干装确认孔位对齐。</w:t>
         <w:br/>
-        <w:t>屏幕: 卡入 screen_mount → M3×8mm螺丝 ×4锁到机身内壁。</w:t>
+        <w:t>双轴云台: 铰链支架→旋转平台, tilt舵机座→平台, screen_mount→铰链轴+连杆。</w:t>
+        <w:br/>
+        <w:t>屏幕: 卡入 screen_mount → M3×8mm螺丝 ×4锁到铰链耳。</w:t>
         <w:br/>
         <w:t>喇叭: Ø50mm全频喇叭贴到格栅背面 → M3×12mm螺丝 ×2固定到speaker_mount。</w:t>
         <w:br/>
@@ -9689,7 +10216,7 @@
               <w:rPr>
                 <w:sz w:val="18"/>
               </w:rPr>
-              <w:t>OpenSCAD 3D模型 v5</w:t>
+              <w:t>OpenSCAD 3D模型 v6.2</w:t>
             </w:r>
           </w:p>
         </w:tc>
@@ -9740,7 +10267,7 @@
               <w:rPr>
                 <w:sz w:val="18"/>
               </w:rPr>
-              <w:t>屏幕组件(斜框+支耳+麦克风槽)</w:t>
+              <w:t>双轴云台头部组件(pan+tilt)</w:t>
             </w:r>
           </w:p>
         </w:tc>
@@ -9756,7 +10283,7 @@
               <w:rPr>
                 <w:sz w:val="18"/>
               </w:rPr>
-              <w:t>独立导出屏幕部分STL</w:t>
+              <w:t>独立导出头部STL（含铰链+舵机座）</w:t>
             </w:r>
           </w:p>
         </w:tc>
